--- a/BookScrape/Bug Log Real Version.docx
+++ b/BookScrape/Bug Log Real Version.docx
@@ -5,16 +5,588 @@
     <w:p>
       <w:pPr>
         <w:rPr>
-          <w:sz w:val="44"/>
-          <w:szCs w:val="44"/>
-        </w:rPr>
-      </w:pPr>
-      <w:r>
-        <w:rPr>
-          <w:sz w:val="44"/>
-          <w:szCs w:val="44"/>
-        </w:rPr>
-        <w:t>Bug Report</w:t>
+          <w:b/>
+          <w:bCs/>
+          <w:sz w:val="36"/>
+          <w:szCs w:val="36"/>
+        </w:rPr>
+      </w:pPr>
+      <w:r>
+        <w:rPr>
+          <w:b/>
+          <w:bCs/>
+          <w:sz w:val="36"/>
+          <w:szCs w:val="36"/>
+        </w:rPr>
+        <w:t>Bug Report: #</w:t>
+      </w:r>
+      <w:r>
+        <w:rPr>
+          <w:b/>
+          <w:bCs/>
+          <w:sz w:val="36"/>
+          <w:szCs w:val="36"/>
+        </w:rPr>
+        <w:t>1</w:t>
+      </w:r>
+      <w:r>
+        <w:rPr>
+          <w:b/>
+          <w:bCs/>
+          <w:sz w:val="36"/>
+          <w:szCs w:val="36"/>
+        </w:rPr>
+        <w:t xml:space="preserve"> – </w:t>
+      </w:r>
+      <w:r>
+        <w:rPr>
+          <w:b/>
+          <w:bCs/>
+          <w:sz w:val="36"/>
+          <w:szCs w:val="36"/>
+        </w:rPr>
+        <w:t xml:space="preserve">No five star rating </w:t>
+      </w:r>
+    </w:p>
+    <w:p>
+      <w:r>
+        <w:rPr>
+          <w:b/>
+          <w:bCs/>
+        </w:rPr>
+        <w:t>Summary:</w:t>
+      </w:r>
+      <w:r>
+        <w:t xml:space="preserve"> </w:t>
+      </w:r>
+      <w:r>
+        <w:t>One of the things that can’t be seen, is that in the output the list of books shown there should be the word five next to it showing it’s a 5-star book.</w:t>
+      </w:r>
+    </w:p>
+    <w:p>
+      <w:r>
+        <w:pict w14:anchorId="7F33A273">
+          <v:rect id="_x0000_i1031" style="width:0;height:1.5pt" o:hralign="center" o:hrstd="t" o:hr="t" fillcolor="#a0a0a0" stroked="f"/>
+        </w:pict>
+      </w:r>
+    </w:p>
+    <w:p>
+      <w:pPr>
+        <w:rPr>
+          <w:b/>
+          <w:bCs/>
+        </w:rPr>
+      </w:pPr>
+      <w:r>
+        <w:rPr>
+          <w:b/>
+          <w:bCs/>
+        </w:rPr>
+        <w:t>1. Environment</w:t>
+      </w:r>
+    </w:p>
+    <w:p>
+      <w:pPr>
+        <w:numPr>
+          <w:ilvl w:val="0"/>
+          <w:numId w:val="3"/>
+        </w:numPr>
+      </w:pPr>
+      <w:r>
+        <w:rPr>
+          <w:b/>
+          <w:bCs/>
+        </w:rPr>
+        <w:t>Device/Platform:</w:t>
+      </w:r>
+      <w:r>
+        <w:t xml:space="preserve"> Windows 11, Desktop</w:t>
+      </w:r>
+    </w:p>
+    <w:p>
+      <w:pPr>
+        <w:rPr>
+          <w:b/>
+          <w:bCs/>
+        </w:rPr>
+      </w:pPr>
+      <w:r>
+        <w:rPr>
+          <w:b/>
+          <w:bCs/>
+        </w:rPr>
+        <w:t>2. Severity &amp; Priority</w:t>
+      </w:r>
+    </w:p>
+    <w:p>
+      <w:pPr>
+        <w:numPr>
+          <w:ilvl w:val="0"/>
+          <w:numId w:val="4"/>
+        </w:numPr>
+      </w:pPr>
+      <w:r>
+        <w:rPr>
+          <w:b/>
+          <w:bCs/>
+        </w:rPr>
+        <w:t>Severity:</w:t>
+      </w:r>
+      <w:r>
+        <w:t xml:space="preserve"> </w:t>
+      </w:r>
+      <w:r>
+        <w:t>Bug</w:t>
+      </w:r>
+    </w:p>
+    <w:p>
+      <w:pPr>
+        <w:numPr>
+          <w:ilvl w:val="0"/>
+          <w:numId w:val="4"/>
+        </w:numPr>
+      </w:pPr>
+      <w:r>
+        <w:rPr>
+          <w:b/>
+          <w:bCs/>
+        </w:rPr>
+        <w:t>Priority:</w:t>
+      </w:r>
+      <w:r>
+        <w:t xml:space="preserve"> </w:t>
+      </w:r>
+      <w:r>
+        <w:t>High (should be part of the program.)</w:t>
+      </w:r>
+    </w:p>
+    <w:p>
+      <w:pPr>
+        <w:rPr>
+          <w:b/>
+          <w:bCs/>
+        </w:rPr>
+      </w:pPr>
+      <w:r>
+        <w:rPr>
+          <w:b/>
+          <w:bCs/>
+        </w:rPr>
+        <w:t>3. Steps to Reproduce</w:t>
+      </w:r>
+    </w:p>
+    <w:p>
+      <w:pPr>
+        <w:numPr>
+          <w:ilvl w:val="0"/>
+          <w:numId w:val="5"/>
+        </w:numPr>
+      </w:pPr>
+      <w:r>
+        <w:t>User types in the range</w:t>
+      </w:r>
+    </w:p>
+    <w:p>
+      <w:pPr>
+        <w:numPr>
+          <w:ilvl w:val="0"/>
+          <w:numId w:val="5"/>
+        </w:numPr>
+      </w:pPr>
+      <w:r>
+        <w:t>All books within that range that have a 5-star rating shows up</w:t>
+      </w:r>
+    </w:p>
+    <w:p>
+      <w:pPr>
+        <w:numPr>
+          <w:ilvl w:val="0"/>
+          <w:numId w:val="5"/>
+        </w:numPr>
+      </w:pPr>
+      <w:r>
+        <w:t>Problem, no rating is shown.</w:t>
+      </w:r>
+    </w:p>
+    <w:p>
+      <w:pPr>
+        <w:rPr>
+          <w:b/>
+          <w:bCs/>
+        </w:rPr>
+      </w:pPr>
+      <w:r>
+        <w:rPr>
+          <w:b/>
+          <w:bCs/>
+        </w:rPr>
+        <w:t>4. Expected Result</w:t>
+      </w:r>
+    </w:p>
+    <w:p>
+      <w:pPr>
+        <w:rPr>
+          <w:b/>
+          <w:bCs/>
+        </w:rPr>
+      </w:pPr>
+      <w:r>
+        <w:rPr>
+          <w:b/>
+          <w:bCs/>
+        </w:rPr>
+        <w:t xml:space="preserve">What we expected to show was to show that they are really </w:t>
+      </w:r>
+      <w:r>
+        <w:rPr>
+          <w:b/>
+          <w:bCs/>
+        </w:rPr>
+        <w:t>5-</w:t>
+      </w:r>
+      <w:r>
+        <w:rPr>
+          <w:b/>
+          <w:bCs/>
+        </w:rPr>
+        <w:t>star books by having the word five next to them names.</w:t>
+      </w:r>
+    </w:p>
+    <w:p>
+      <w:pPr>
+        <w:rPr>
+          <w:b/>
+          <w:bCs/>
+        </w:rPr>
+      </w:pPr>
+      <w:r>
+        <w:rPr>
+          <w:b/>
+          <w:bCs/>
+        </w:rPr>
+        <w:t>5. Actual Result</w:t>
+      </w:r>
+    </w:p>
+    <w:p>
+      <w:pPr>
+        <w:rPr>
+          <w:b/>
+          <w:bCs/>
+        </w:rPr>
+      </w:pPr>
+      <w:r>
+        <w:rPr>
+          <w:b/>
+          <w:bCs/>
+        </w:rPr>
+        <w:t>The result just shows the book names and price and nothing more.</w:t>
+      </w:r>
+    </w:p>
+    <w:p>
+      <w:pPr>
+        <w:rPr>
+          <w:b/>
+          <w:bCs/>
+        </w:rPr>
+      </w:pPr>
+      <w:r>
+        <w:rPr>
+          <w:b/>
+          <w:bCs/>
+        </w:rPr>
+        <w:t>6. Screenshots/Recordings</w:t>
+      </w:r>
+    </w:p>
+    <w:p>
+      <w:pPr>
+        <w:rPr>
+          <w:b/>
+          <w:bCs/>
+        </w:rPr>
+      </w:pPr>
+      <w:r>
+        <w:rPr>
+          <w:b/>
+          <w:bCs/>
+        </w:rPr>
+        <w:lastRenderedPageBreak/>
+        <w:drawing>
+          <wp:inline distT="0" distB="0" distL="0" distR="0" wp14:anchorId="157CCC17" wp14:editId="30D92027">
+            <wp:extent cx="5943600" cy="2788285"/>
+            <wp:effectExtent l="0" t="0" r="0" b="0"/>
+            <wp:docPr id="1" name="Picture 1"/>
+            <wp:cNvGraphicFramePr>
+              <a:graphicFrameLocks xmlns:a="http://schemas.openxmlformats.org/drawingml/2006/main" noChangeAspect="1"/>
+            </wp:cNvGraphicFramePr>
+            <a:graphic xmlns:a="http://schemas.openxmlformats.org/drawingml/2006/main">
+              <a:graphicData uri="http://schemas.openxmlformats.org/drawingml/2006/picture">
+                <pic:pic xmlns:pic="http://schemas.openxmlformats.org/drawingml/2006/picture">
+                  <pic:nvPicPr>
+                    <pic:cNvPr id="1" name=""/>
+                    <pic:cNvPicPr/>
+                  </pic:nvPicPr>
+                  <pic:blipFill>
+                    <a:blip r:embed="rId7"/>
+                    <a:stretch>
+                      <a:fillRect/>
+                    </a:stretch>
+                  </pic:blipFill>
+                  <pic:spPr>
+                    <a:xfrm>
+                      <a:off x="0" y="0"/>
+                      <a:ext cx="5943600" cy="2788285"/>
+                    </a:xfrm>
+                    <a:prstGeom prst="rect">
+                      <a:avLst/>
+                    </a:prstGeom>
+                  </pic:spPr>
+                </pic:pic>
+              </a:graphicData>
+            </a:graphic>
+          </wp:inline>
+        </w:drawing>
+      </w:r>
+    </w:p>
+    <w:p>
+      <w:pPr>
+        <w:rPr>
+          <w:b/>
+          <w:bCs/>
+        </w:rPr>
+      </w:pPr>
+      <w:r>
+        <w:rPr>
+          <w:b/>
+          <w:bCs/>
+        </w:rPr>
+        <w:t>No five next to any of the books.</w:t>
+      </w:r>
+    </w:p>
+    <w:p>
+      <w:pPr>
+        <w:rPr>
+          <w:b/>
+          <w:bCs/>
+        </w:rPr>
+      </w:pPr>
+      <w:r>
+        <w:rPr>
+          <w:b/>
+          <w:bCs/>
+        </w:rPr>
+        <w:t>7. Additional Context</w:t>
+      </w:r>
+    </w:p>
+    <w:p>
+      <w:r>
+        <w:t>No additional context.</w:t>
+      </w:r>
+    </w:p>
+    <w:p/>
+    <w:p>
+      <w:pPr>
+        <w:rPr>
+          <w:b/>
+          <w:bCs/>
+          <w:sz w:val="36"/>
+          <w:szCs w:val="36"/>
+        </w:rPr>
+      </w:pPr>
+      <w:r>
+        <w:rPr>
+          <w:b/>
+          <w:bCs/>
+          <w:sz w:val="36"/>
+          <w:szCs w:val="36"/>
+        </w:rPr>
+        <w:t>Bug Report: #</w:t>
+      </w:r>
+      <w:r>
+        <w:rPr>
+          <w:b/>
+          <w:bCs/>
+          <w:sz w:val="36"/>
+          <w:szCs w:val="36"/>
+        </w:rPr>
+        <w:t>2 – No currency symbol showing up.</w:t>
+      </w:r>
+    </w:p>
+    <w:p>
+      <w:r>
+        <w:rPr>
+          <w:b/>
+          <w:bCs/>
+        </w:rPr>
+        <w:t xml:space="preserve">Summary: </w:t>
+      </w:r>
+      <w:r>
+        <w:t xml:space="preserve">When the program is running the currency symbol should show up because </w:t>
+      </w:r>
+      <w:proofErr w:type="gramStart"/>
+      <w:r>
+        <w:t>its</w:t>
+      </w:r>
+      <w:proofErr w:type="gramEnd"/>
+      <w:r>
+        <w:t xml:space="preserve"> written in the code but when the program is ran it doesn’t show up.</w:t>
+      </w:r>
+    </w:p>
+    <w:p>
+      <w:r>
+        <w:pict w14:anchorId="2B34ACBB">
+          <v:rect id="_x0000_i1033" style="width:0;height:1.5pt" o:hralign="center" o:hrstd="t" o:hr="t" fillcolor="#a0a0a0" stroked="f"/>
+        </w:pict>
+      </w:r>
+    </w:p>
+    <w:p>
+      <w:pPr>
+        <w:rPr>
+          <w:b/>
+          <w:bCs/>
+        </w:rPr>
+      </w:pPr>
+      <w:r>
+        <w:rPr>
+          <w:b/>
+          <w:bCs/>
+        </w:rPr>
+        <w:t>1. Environment</w:t>
+      </w:r>
+    </w:p>
+    <w:p>
+      <w:pPr>
+        <w:numPr>
+          <w:ilvl w:val="0"/>
+          <w:numId w:val="3"/>
+        </w:numPr>
+      </w:pPr>
+      <w:r>
+        <w:rPr>
+          <w:b/>
+          <w:bCs/>
+        </w:rPr>
+        <w:t>Device/Platform:</w:t>
+      </w:r>
+      <w:r>
+        <w:t xml:space="preserve"> Windows 11, Desktop</w:t>
+      </w:r>
+    </w:p>
+    <w:p>
+      <w:pPr>
+        <w:rPr>
+          <w:b/>
+          <w:bCs/>
+        </w:rPr>
+      </w:pPr>
+      <w:r>
+        <w:rPr>
+          <w:b/>
+          <w:bCs/>
+        </w:rPr>
+        <w:t xml:space="preserve">2. </w:t>
+      </w:r>
+      <w:r>
+        <w:rPr>
+          <w:b/>
+          <w:bCs/>
+        </w:rPr>
+        <w:t>Severity &amp; Priority</w:t>
+      </w:r>
+    </w:p>
+    <w:p>
+      <w:pPr>
+        <w:numPr>
+          <w:ilvl w:val="0"/>
+          <w:numId w:val="4"/>
+        </w:numPr>
+      </w:pPr>
+      <w:r>
+        <w:rPr>
+          <w:b/>
+          <w:bCs/>
+        </w:rPr>
+        <w:t>Severity:</w:t>
+      </w:r>
+      <w:r>
+        <w:t xml:space="preserve"> </w:t>
+      </w:r>
+      <w:r>
+        <w:t>Bug</w:t>
+      </w:r>
+    </w:p>
+    <w:p>
+      <w:pPr>
+        <w:numPr>
+          <w:ilvl w:val="0"/>
+          <w:numId w:val="4"/>
+        </w:numPr>
+      </w:pPr>
+      <w:r>
+        <w:rPr>
+          <w:b/>
+          <w:bCs/>
+        </w:rPr>
+        <w:t>Priority:</w:t>
+      </w:r>
+      <w:r>
+        <w:t xml:space="preserve"> </w:t>
+      </w:r>
+      <w:r>
+        <w:t>High (should be part of the program.)</w:t>
+      </w:r>
+    </w:p>
+    <w:p>
+      <w:pPr>
+        <w:rPr>
+          <w:b/>
+          <w:bCs/>
+        </w:rPr>
+      </w:pPr>
+      <w:r>
+        <w:rPr>
+          <w:b/>
+          <w:bCs/>
+        </w:rPr>
+        <w:t>3. Steps to Reproduce</w:t>
+      </w:r>
+    </w:p>
+    <w:p>
+      <w:pPr>
+        <w:numPr>
+          <w:ilvl w:val="0"/>
+          <w:numId w:val="8"/>
+        </w:numPr>
+      </w:pPr>
+      <w:r>
+        <w:t>User types in the range</w:t>
+      </w:r>
+    </w:p>
+    <w:p>
+      <w:pPr>
+        <w:numPr>
+          <w:ilvl w:val="0"/>
+          <w:numId w:val="8"/>
+        </w:numPr>
+      </w:pPr>
+      <w:r>
+        <w:t>All books within that range that have a 5-star rating shows up</w:t>
+      </w:r>
+    </w:p>
+    <w:p>
+      <w:pPr>
+        <w:numPr>
+          <w:ilvl w:val="0"/>
+          <w:numId w:val="8"/>
+        </w:numPr>
+      </w:pPr>
+      <w:r>
+        <w:t xml:space="preserve">Problem, no </w:t>
+      </w:r>
+      <w:r>
+        <w:t>currency symbol</w:t>
+      </w:r>
+      <w:r>
+        <w:t xml:space="preserve"> is shown.</w:t>
       </w:r>
     </w:p>
     <w:p>
@@ -22,11 +594,36 @@
         <w:pStyle w:val="ListParagraph"/>
         <w:numPr>
           <w:ilvl w:val="0"/>
-          <w:numId w:val="2"/>
+          <w:numId w:val="8"/>
         </w:numPr>
-      </w:pPr>
-      <w:r>
-        <w:t>One bug is that all books shown should have the star rating next to the books and price.</w:t>
+        <w:rPr>
+          <w:b/>
+          <w:bCs/>
+        </w:rPr>
+      </w:pPr>
+      <w:r>
+        <w:rPr>
+          <w:b/>
+          <w:bCs/>
+        </w:rPr>
+        <w:lastRenderedPageBreak/>
+        <w:t>Expected result</w:t>
+      </w:r>
+    </w:p>
+    <w:p>
+      <w:pPr>
+        <w:pStyle w:val="ListParagraph"/>
+        <w:rPr>
+          <w:b/>
+          <w:bCs/>
+        </w:rPr>
+      </w:pPr>
+      <w:r>
+        <w:rPr>
+          <w:b/>
+          <w:bCs/>
+        </w:rPr>
+        <w:t>What we expected is the currency symbol show up next to the price of the books.</w:t>
       </w:r>
     </w:p>
     <w:p>
@@ -34,11 +631,27 @@
         <w:pStyle w:val="ListParagraph"/>
         <w:numPr>
           <w:ilvl w:val="0"/>
-          <w:numId w:val="2"/>
+          <w:numId w:val="8"/>
         </w:numPr>
-      </w:pPr>
-      <w:r>
-        <w:t>Another bug in the code is that the currency symbol doesn’t show up.</w:t>
+        <w:rPr>
+          <w:b/>
+          <w:bCs/>
+        </w:rPr>
+      </w:pPr>
+      <w:r>
+        <w:rPr>
+          <w:b/>
+          <w:bCs/>
+        </w:rPr>
+        <w:t>Actual result</w:t>
+      </w:r>
+      <w:r>
+        <w:rPr>
+          <w:b/>
+          <w:bCs/>
+        </w:rPr>
+        <w:br/>
+        <w:t>The actual result is that the currency symbol didn’t show up even after the code for it was written.</w:t>
       </w:r>
     </w:p>
     <w:p>
@@ -46,9 +659,86 @@
         <w:pStyle w:val="ListParagraph"/>
         <w:numPr>
           <w:ilvl w:val="0"/>
-          <w:numId w:val="2"/>
+          <w:numId w:val="8"/>
         </w:numPr>
-      </w:pPr>
+        <w:rPr>
+          <w:b/>
+          <w:bCs/>
+        </w:rPr>
+      </w:pPr>
+      <w:r>
+        <w:rPr>
+          <w:b/>
+          <w:bCs/>
+        </w:rPr>
+        <w:t>Screenshot/Recordings</w:t>
+      </w:r>
+    </w:p>
+    <w:p>
+      <w:pPr>
+        <w:pStyle w:val="ListParagraph"/>
+        <w:rPr>
+          <w:b/>
+          <w:bCs/>
+        </w:rPr>
+      </w:pPr>
+      <w:r>
+        <w:rPr>
+          <w:b/>
+          <w:bCs/>
+        </w:rPr>
+        <w:drawing>
+          <wp:inline distT="0" distB="0" distL="0" distR="0" wp14:anchorId="1402EC6C" wp14:editId="125D9961">
+            <wp:extent cx="5943600" cy="3162935"/>
+            <wp:effectExtent l="0" t="0" r="0" b="0"/>
+            <wp:docPr id="2" name="Picture 2"/>
+            <wp:cNvGraphicFramePr>
+              <a:graphicFrameLocks xmlns:a="http://schemas.openxmlformats.org/drawingml/2006/main" noChangeAspect="1"/>
+            </wp:cNvGraphicFramePr>
+            <a:graphic xmlns:a="http://schemas.openxmlformats.org/drawingml/2006/main">
+              <a:graphicData uri="http://schemas.openxmlformats.org/drawingml/2006/picture">
+                <pic:pic xmlns:pic="http://schemas.openxmlformats.org/drawingml/2006/picture">
+                  <pic:nvPicPr>
+                    <pic:cNvPr id="1" name=""/>
+                    <pic:cNvPicPr/>
+                  </pic:nvPicPr>
+                  <pic:blipFill>
+                    <a:blip r:embed="rId8"/>
+                    <a:stretch>
+                      <a:fillRect/>
+                    </a:stretch>
+                  </pic:blipFill>
+                  <pic:spPr>
+                    <a:xfrm>
+                      <a:off x="0" y="0"/>
+                      <a:ext cx="5943600" cy="3162935"/>
+                    </a:xfrm>
+                    <a:prstGeom prst="rect">
+                      <a:avLst/>
+                    </a:prstGeom>
+                  </pic:spPr>
+                </pic:pic>
+              </a:graphicData>
+            </a:graphic>
+          </wp:inline>
+        </w:drawing>
+      </w:r>
+    </w:p>
+    <w:p>
+      <w:pPr>
+        <w:pStyle w:val="ListParagraph"/>
+        <w:rPr>
+          <w:b/>
+          <w:bCs/>
+        </w:rPr>
+      </w:pPr>
+      <w:r>
+        <w:rPr>
+          <w:b/>
+          <w:bCs/>
+        </w:rPr>
+        <w:t>Next to the prices no currency sign is shown.</w:t>
+      </w:r>
     </w:p>
     <w:sectPr>
       <w:pgSz w:w="12240" w:h="15840"/>
@@ -113,6 +803,268 @@
 <file path=word/numbering.xml><?xml version="1.0" encoding="utf-8"?>
 <w:numbering xmlns:wpc="http://schemas.microsoft.com/office/word/2010/wordprocessingCanvas" xmlns:cx="http://schemas.microsoft.com/office/drawing/2014/chartex" xmlns:cx1="http://schemas.microsoft.com/office/drawing/2015/9/8/chartex" xmlns:cx2="http://schemas.microsoft.com/office/drawing/2015/10/21/chartex" xmlns:cx3="http://schemas.microsoft.com/office/drawing/2016/5/9/chartex" xmlns:cx4="http://schemas.microsoft.com/office/drawing/2016/5/10/chartex" xmlns:cx5="http://schemas.microsoft.com/office/drawing/2016/5/11/chartex" xmlns:cx6="http://schemas.microsoft.com/office/drawing/2016/5/12/chartex" xmlns:cx7="http://schemas.microsoft.com/office/drawing/2016/5/13/chartex" xmlns:cx8="http://schemas.microsoft.com/office/drawing/2016/5/14/chartex" xmlns:mc="http://schemas.openxmlformats.org/markup-compatibility/2006" xmlns:aink="http://schemas.microsoft.com/office/drawing/2016/ink" xmlns:am3d="http://schemas.microsoft.com/office/drawing/2017/model3d" xmlns:o="urn:schemas-microsoft-com:office:office" xmlns:oel="http://schemas.microsoft.com/office/2019/extlst" xmlns:r="http://schemas.openxmlformats.org/officeDocument/2006/relationships" xmlns:m="http://schemas.openxmlformats.org/officeDocument/2006/math" xmlns:v="urn:schemas-microsoft-com:vml" xmlns:wp14="http://schemas.microsoft.com/office/word/2010/wordprocessingDrawing" xmlns:wp="http://schemas.openxmlformats.org/drawingml/2006/wordprocessingDrawing" xmlns:w10="urn:schemas-microsoft-com:office:word" xmlns:w="http://schemas.openxmlformats.org/wordprocessingml/2006/main" xmlns:w14="http://schemas.microsoft.com/office/word/2010/wordml" xmlns:w15="http://schemas.microsoft.com/office/word/2012/wordml" xmlns:w16cex="http://schemas.microsoft.com/office/word/2018/wordml/cex" xmlns:w16cid="http://schemas.microsoft.com/office/word/2016/wordml/cid" xmlns:w16="http://schemas.microsoft.com/office/word/2018/wordml" xmlns:w16sdtdh="http://schemas.microsoft.com/office/word/2020/wordml/sdtdatahash" xmlns:w16se="http://schemas.microsoft.com/office/word/2015/wordml/symex" xmlns:wpg="http://schemas.microsoft.com/office/word/2010/wordprocessingGroup" xmlns:wpi="http://schemas.microsoft.com/office/word/2010/wordprocessingInk" xmlns:wne="http://schemas.microsoft.com/office/word/2006/wordml" xmlns:wps="http://schemas.microsoft.com/office/word/2010/wordprocessingShape" mc:Ignorable="w14 w15 w16se w16cid w16 w16cex w16sdtdh wp14">
   <w:abstractNum w:abstractNumId="0" w15:restartNumberingAfterBreak="0">
+    <w:nsid w:val="10A37CFD"/>
+    <w:multiLevelType w:val="multilevel"/>
+    <w:tmpl w:val="37C2552C"/>
+    <w:lvl w:ilvl="0">
+      <w:start w:val="1"/>
+      <w:numFmt w:val="decimal"/>
+      <w:lvlText w:val="%1."/>
+      <w:lvlJc w:val="left"/>
+      <w:pPr>
+        <w:tabs>
+          <w:tab w:val="num" w:pos="720"/>
+        </w:tabs>
+        <w:ind w:left="720" w:hanging="360"/>
+      </w:pPr>
+    </w:lvl>
+    <w:lvl w:ilvl="1" w:tentative="1">
+      <w:start w:val="1"/>
+      <w:numFmt w:val="decimal"/>
+      <w:lvlText w:val="%2."/>
+      <w:lvlJc w:val="left"/>
+      <w:pPr>
+        <w:tabs>
+          <w:tab w:val="num" w:pos="1440"/>
+        </w:tabs>
+        <w:ind w:left="1440" w:hanging="360"/>
+      </w:pPr>
+    </w:lvl>
+    <w:lvl w:ilvl="2" w:tentative="1">
+      <w:start w:val="1"/>
+      <w:numFmt w:val="decimal"/>
+      <w:lvlText w:val="%3."/>
+      <w:lvlJc w:val="left"/>
+      <w:pPr>
+        <w:tabs>
+          <w:tab w:val="num" w:pos="2160"/>
+        </w:tabs>
+        <w:ind w:left="2160" w:hanging="360"/>
+      </w:pPr>
+    </w:lvl>
+    <w:lvl w:ilvl="3" w:tentative="1">
+      <w:start w:val="1"/>
+      <w:numFmt w:val="decimal"/>
+      <w:lvlText w:val="%4."/>
+      <w:lvlJc w:val="left"/>
+      <w:pPr>
+        <w:tabs>
+          <w:tab w:val="num" w:pos="2880"/>
+        </w:tabs>
+        <w:ind w:left="2880" w:hanging="360"/>
+      </w:pPr>
+    </w:lvl>
+    <w:lvl w:ilvl="4" w:tentative="1">
+      <w:start w:val="1"/>
+      <w:numFmt w:val="decimal"/>
+      <w:lvlText w:val="%5."/>
+      <w:lvlJc w:val="left"/>
+      <w:pPr>
+        <w:tabs>
+          <w:tab w:val="num" w:pos="3600"/>
+        </w:tabs>
+        <w:ind w:left="3600" w:hanging="360"/>
+      </w:pPr>
+    </w:lvl>
+    <w:lvl w:ilvl="5" w:tentative="1">
+      <w:start w:val="1"/>
+      <w:numFmt w:val="decimal"/>
+      <w:lvlText w:val="%6."/>
+      <w:lvlJc w:val="left"/>
+      <w:pPr>
+        <w:tabs>
+          <w:tab w:val="num" w:pos="4320"/>
+        </w:tabs>
+        <w:ind w:left="4320" w:hanging="360"/>
+      </w:pPr>
+    </w:lvl>
+    <w:lvl w:ilvl="6" w:tentative="1">
+      <w:start w:val="1"/>
+      <w:numFmt w:val="decimal"/>
+      <w:lvlText w:val="%7."/>
+      <w:lvlJc w:val="left"/>
+      <w:pPr>
+        <w:tabs>
+          <w:tab w:val="num" w:pos="5040"/>
+        </w:tabs>
+        <w:ind w:left="5040" w:hanging="360"/>
+      </w:pPr>
+    </w:lvl>
+    <w:lvl w:ilvl="7" w:tentative="1">
+      <w:start w:val="1"/>
+      <w:numFmt w:val="decimal"/>
+      <w:lvlText w:val="%8."/>
+      <w:lvlJc w:val="left"/>
+      <w:pPr>
+        <w:tabs>
+          <w:tab w:val="num" w:pos="5760"/>
+        </w:tabs>
+        <w:ind w:left="5760" w:hanging="360"/>
+      </w:pPr>
+    </w:lvl>
+    <w:lvl w:ilvl="8" w:tentative="1">
+      <w:start w:val="1"/>
+      <w:numFmt w:val="decimal"/>
+      <w:lvlText w:val="%9."/>
+      <w:lvlJc w:val="left"/>
+      <w:pPr>
+        <w:tabs>
+          <w:tab w:val="num" w:pos="6480"/>
+        </w:tabs>
+        <w:ind w:left="6480" w:hanging="360"/>
+      </w:pPr>
+    </w:lvl>
+  </w:abstractNum>
+  <w:abstractNum w:abstractNumId="1" w15:restartNumberingAfterBreak="0">
+    <w:nsid w:val="1ED50B09"/>
+    <w:multiLevelType w:val="multilevel"/>
+    <w:tmpl w:val="07F0ED40"/>
+    <w:lvl w:ilvl="0">
+      <w:start w:val="1"/>
+      <w:numFmt w:val="bullet"/>
+      <w:lvlText w:val=""/>
+      <w:lvlJc w:val="left"/>
+      <w:pPr>
+        <w:tabs>
+          <w:tab w:val="num" w:pos="720"/>
+        </w:tabs>
+        <w:ind w:left="720" w:hanging="360"/>
+      </w:pPr>
+      <w:rPr>
+        <w:rFonts w:ascii="Symbol" w:hAnsi="Symbol" w:hint="default"/>
+        <w:sz w:val="20"/>
+      </w:rPr>
+    </w:lvl>
+    <w:lvl w:ilvl="1" w:tentative="1">
+      <w:start w:val="1"/>
+      <w:numFmt w:val="bullet"/>
+      <w:lvlText w:val="o"/>
+      <w:lvlJc w:val="left"/>
+      <w:pPr>
+        <w:tabs>
+          <w:tab w:val="num" w:pos="1440"/>
+        </w:tabs>
+        <w:ind w:left="1440" w:hanging="360"/>
+      </w:pPr>
+      <w:rPr>
+        <w:rFonts w:ascii="Courier New" w:hAnsi="Courier New" w:hint="default"/>
+        <w:sz w:val="20"/>
+      </w:rPr>
+    </w:lvl>
+    <w:lvl w:ilvl="2" w:tentative="1">
+      <w:start w:val="1"/>
+      <w:numFmt w:val="bullet"/>
+      <w:lvlText w:val=""/>
+      <w:lvlJc w:val="left"/>
+      <w:pPr>
+        <w:tabs>
+          <w:tab w:val="num" w:pos="2160"/>
+        </w:tabs>
+        <w:ind w:left="2160" w:hanging="360"/>
+      </w:pPr>
+      <w:rPr>
+        <w:rFonts w:ascii="Wingdings" w:hAnsi="Wingdings" w:hint="default"/>
+        <w:sz w:val="20"/>
+      </w:rPr>
+    </w:lvl>
+    <w:lvl w:ilvl="3" w:tentative="1">
+      <w:start w:val="1"/>
+      <w:numFmt w:val="bullet"/>
+      <w:lvlText w:val=""/>
+      <w:lvlJc w:val="left"/>
+      <w:pPr>
+        <w:tabs>
+          <w:tab w:val="num" w:pos="2880"/>
+        </w:tabs>
+        <w:ind w:left="2880" w:hanging="360"/>
+      </w:pPr>
+      <w:rPr>
+        <w:rFonts w:ascii="Wingdings" w:hAnsi="Wingdings" w:hint="default"/>
+        <w:sz w:val="20"/>
+      </w:rPr>
+    </w:lvl>
+    <w:lvl w:ilvl="4" w:tentative="1">
+      <w:start w:val="1"/>
+      <w:numFmt w:val="bullet"/>
+      <w:lvlText w:val=""/>
+      <w:lvlJc w:val="left"/>
+      <w:pPr>
+        <w:tabs>
+          <w:tab w:val="num" w:pos="3600"/>
+        </w:tabs>
+        <w:ind w:left="3600" w:hanging="360"/>
+      </w:pPr>
+      <w:rPr>
+        <w:rFonts w:ascii="Wingdings" w:hAnsi="Wingdings" w:hint="default"/>
+        <w:sz w:val="20"/>
+      </w:rPr>
+    </w:lvl>
+    <w:lvl w:ilvl="5" w:tentative="1">
+      <w:start w:val="1"/>
+      <w:numFmt w:val="bullet"/>
+      <w:lvlText w:val=""/>
+      <w:lvlJc w:val="left"/>
+      <w:pPr>
+        <w:tabs>
+          <w:tab w:val="num" w:pos="4320"/>
+        </w:tabs>
+        <w:ind w:left="4320" w:hanging="360"/>
+      </w:pPr>
+      <w:rPr>
+        <w:rFonts w:ascii="Wingdings" w:hAnsi="Wingdings" w:hint="default"/>
+        <w:sz w:val="20"/>
+      </w:rPr>
+    </w:lvl>
+    <w:lvl w:ilvl="6" w:tentative="1">
+      <w:start w:val="1"/>
+      <w:numFmt w:val="bullet"/>
+      <w:lvlText w:val=""/>
+      <w:lvlJc w:val="left"/>
+      <w:pPr>
+        <w:tabs>
+          <w:tab w:val="num" w:pos="5040"/>
+        </w:tabs>
+        <w:ind w:left="5040" w:hanging="360"/>
+      </w:pPr>
+      <w:rPr>
+        <w:rFonts w:ascii="Wingdings" w:hAnsi="Wingdings" w:hint="default"/>
+        <w:sz w:val="20"/>
+      </w:rPr>
+    </w:lvl>
+    <w:lvl w:ilvl="7" w:tentative="1">
+      <w:start w:val="1"/>
+      <w:numFmt w:val="bullet"/>
+      <w:lvlText w:val=""/>
+      <w:lvlJc w:val="left"/>
+      <w:pPr>
+        <w:tabs>
+          <w:tab w:val="num" w:pos="5760"/>
+        </w:tabs>
+        <w:ind w:left="5760" w:hanging="360"/>
+      </w:pPr>
+      <w:rPr>
+        <w:rFonts w:ascii="Wingdings" w:hAnsi="Wingdings" w:hint="default"/>
+        <w:sz w:val="20"/>
+      </w:rPr>
+    </w:lvl>
+    <w:lvl w:ilvl="8" w:tentative="1">
+      <w:start w:val="1"/>
+      <w:numFmt w:val="bullet"/>
+      <w:lvlText w:val=""/>
+      <w:lvlJc w:val="left"/>
+      <w:pPr>
+        <w:tabs>
+          <w:tab w:val="num" w:pos="6480"/>
+        </w:tabs>
+        <w:ind w:left="6480" w:hanging="360"/>
+      </w:pPr>
+      <w:rPr>
+        <w:rFonts w:ascii="Wingdings" w:hAnsi="Wingdings" w:hint="default"/>
+        <w:sz w:val="20"/>
+      </w:rPr>
+    </w:lvl>
+  </w:abstractNum>
+  <w:abstractNum w:abstractNumId="2" w15:restartNumberingAfterBreak="0">
     <w:nsid w:val="25880ABF"/>
     <w:multiLevelType w:val="hybridMultilevel"/>
     <w:tmpl w:val="D9C6F8FE"/>
@@ -225,7 +1177,454 @@
       </w:rPr>
     </w:lvl>
   </w:abstractNum>
-  <w:abstractNum w:abstractNumId="1" w15:restartNumberingAfterBreak="0">
+  <w:abstractNum w:abstractNumId="3" w15:restartNumberingAfterBreak="0">
+    <w:nsid w:val="35A952EA"/>
+    <w:multiLevelType w:val="multilevel"/>
+    <w:tmpl w:val="4C941EF8"/>
+    <w:lvl w:ilvl="0">
+      <w:start w:val="1"/>
+      <w:numFmt w:val="bullet"/>
+      <w:lvlText w:val=""/>
+      <w:lvlJc w:val="left"/>
+      <w:pPr>
+        <w:tabs>
+          <w:tab w:val="num" w:pos="720"/>
+        </w:tabs>
+        <w:ind w:left="720" w:hanging="360"/>
+      </w:pPr>
+      <w:rPr>
+        <w:rFonts w:ascii="Symbol" w:hAnsi="Symbol" w:hint="default"/>
+        <w:sz w:val="20"/>
+      </w:rPr>
+    </w:lvl>
+    <w:lvl w:ilvl="1" w:tentative="1">
+      <w:start w:val="1"/>
+      <w:numFmt w:val="bullet"/>
+      <w:lvlText w:val="o"/>
+      <w:lvlJc w:val="left"/>
+      <w:pPr>
+        <w:tabs>
+          <w:tab w:val="num" w:pos="1440"/>
+        </w:tabs>
+        <w:ind w:left="1440" w:hanging="360"/>
+      </w:pPr>
+      <w:rPr>
+        <w:rFonts w:ascii="Courier New" w:hAnsi="Courier New" w:hint="default"/>
+        <w:sz w:val="20"/>
+      </w:rPr>
+    </w:lvl>
+    <w:lvl w:ilvl="2" w:tentative="1">
+      <w:start w:val="1"/>
+      <w:numFmt w:val="bullet"/>
+      <w:lvlText w:val=""/>
+      <w:lvlJc w:val="left"/>
+      <w:pPr>
+        <w:tabs>
+          <w:tab w:val="num" w:pos="2160"/>
+        </w:tabs>
+        <w:ind w:left="2160" w:hanging="360"/>
+      </w:pPr>
+      <w:rPr>
+        <w:rFonts w:ascii="Wingdings" w:hAnsi="Wingdings" w:hint="default"/>
+        <w:sz w:val="20"/>
+      </w:rPr>
+    </w:lvl>
+    <w:lvl w:ilvl="3" w:tentative="1">
+      <w:start w:val="1"/>
+      <w:numFmt w:val="bullet"/>
+      <w:lvlText w:val=""/>
+      <w:lvlJc w:val="left"/>
+      <w:pPr>
+        <w:tabs>
+          <w:tab w:val="num" w:pos="2880"/>
+        </w:tabs>
+        <w:ind w:left="2880" w:hanging="360"/>
+      </w:pPr>
+      <w:rPr>
+        <w:rFonts w:ascii="Wingdings" w:hAnsi="Wingdings" w:hint="default"/>
+        <w:sz w:val="20"/>
+      </w:rPr>
+    </w:lvl>
+    <w:lvl w:ilvl="4" w:tentative="1">
+      <w:start w:val="1"/>
+      <w:numFmt w:val="bullet"/>
+      <w:lvlText w:val=""/>
+      <w:lvlJc w:val="left"/>
+      <w:pPr>
+        <w:tabs>
+          <w:tab w:val="num" w:pos="3600"/>
+        </w:tabs>
+        <w:ind w:left="3600" w:hanging="360"/>
+      </w:pPr>
+      <w:rPr>
+        <w:rFonts w:ascii="Wingdings" w:hAnsi="Wingdings" w:hint="default"/>
+        <w:sz w:val="20"/>
+      </w:rPr>
+    </w:lvl>
+    <w:lvl w:ilvl="5" w:tentative="1">
+      <w:start w:val="1"/>
+      <w:numFmt w:val="bullet"/>
+      <w:lvlText w:val=""/>
+      <w:lvlJc w:val="left"/>
+      <w:pPr>
+        <w:tabs>
+          <w:tab w:val="num" w:pos="4320"/>
+        </w:tabs>
+        <w:ind w:left="4320" w:hanging="360"/>
+      </w:pPr>
+      <w:rPr>
+        <w:rFonts w:ascii="Wingdings" w:hAnsi="Wingdings" w:hint="default"/>
+        <w:sz w:val="20"/>
+      </w:rPr>
+    </w:lvl>
+    <w:lvl w:ilvl="6" w:tentative="1">
+      <w:start w:val="1"/>
+      <w:numFmt w:val="bullet"/>
+      <w:lvlText w:val=""/>
+      <w:lvlJc w:val="left"/>
+      <w:pPr>
+        <w:tabs>
+          <w:tab w:val="num" w:pos="5040"/>
+        </w:tabs>
+        <w:ind w:left="5040" w:hanging="360"/>
+      </w:pPr>
+      <w:rPr>
+        <w:rFonts w:ascii="Wingdings" w:hAnsi="Wingdings" w:hint="default"/>
+        <w:sz w:val="20"/>
+      </w:rPr>
+    </w:lvl>
+    <w:lvl w:ilvl="7" w:tentative="1">
+      <w:start w:val="1"/>
+      <w:numFmt w:val="bullet"/>
+      <w:lvlText w:val=""/>
+      <w:lvlJc w:val="left"/>
+      <w:pPr>
+        <w:tabs>
+          <w:tab w:val="num" w:pos="5760"/>
+        </w:tabs>
+        <w:ind w:left="5760" w:hanging="360"/>
+      </w:pPr>
+      <w:rPr>
+        <w:rFonts w:ascii="Wingdings" w:hAnsi="Wingdings" w:hint="default"/>
+        <w:sz w:val="20"/>
+      </w:rPr>
+    </w:lvl>
+    <w:lvl w:ilvl="8" w:tentative="1">
+      <w:start w:val="1"/>
+      <w:numFmt w:val="bullet"/>
+      <w:lvlText w:val=""/>
+      <w:lvlJc w:val="left"/>
+      <w:pPr>
+        <w:tabs>
+          <w:tab w:val="num" w:pos="6480"/>
+        </w:tabs>
+        <w:ind w:left="6480" w:hanging="360"/>
+      </w:pPr>
+      <w:rPr>
+        <w:rFonts w:ascii="Wingdings" w:hAnsi="Wingdings" w:hint="default"/>
+        <w:sz w:val="20"/>
+      </w:rPr>
+    </w:lvl>
+  </w:abstractNum>
+  <w:abstractNum w:abstractNumId="4" w15:restartNumberingAfterBreak="0">
+    <w:nsid w:val="3E2725D1"/>
+    <w:multiLevelType w:val="multilevel"/>
+    <w:tmpl w:val="03763A8C"/>
+    <w:lvl w:ilvl="0">
+      <w:start w:val="1"/>
+      <w:numFmt w:val="bullet"/>
+      <w:lvlText w:val=""/>
+      <w:lvlJc w:val="left"/>
+      <w:pPr>
+        <w:tabs>
+          <w:tab w:val="num" w:pos="720"/>
+        </w:tabs>
+        <w:ind w:left="720" w:hanging="360"/>
+      </w:pPr>
+      <w:rPr>
+        <w:rFonts w:ascii="Symbol" w:hAnsi="Symbol" w:hint="default"/>
+        <w:sz w:val="20"/>
+      </w:rPr>
+    </w:lvl>
+    <w:lvl w:ilvl="1" w:tentative="1">
+      <w:start w:val="1"/>
+      <w:numFmt w:val="bullet"/>
+      <w:lvlText w:val="o"/>
+      <w:lvlJc w:val="left"/>
+      <w:pPr>
+        <w:tabs>
+          <w:tab w:val="num" w:pos="1440"/>
+        </w:tabs>
+        <w:ind w:left="1440" w:hanging="360"/>
+      </w:pPr>
+      <w:rPr>
+        <w:rFonts w:ascii="Courier New" w:hAnsi="Courier New" w:hint="default"/>
+        <w:sz w:val="20"/>
+      </w:rPr>
+    </w:lvl>
+    <w:lvl w:ilvl="2" w:tentative="1">
+      <w:start w:val="1"/>
+      <w:numFmt w:val="bullet"/>
+      <w:lvlText w:val=""/>
+      <w:lvlJc w:val="left"/>
+      <w:pPr>
+        <w:tabs>
+          <w:tab w:val="num" w:pos="2160"/>
+        </w:tabs>
+        <w:ind w:left="2160" w:hanging="360"/>
+      </w:pPr>
+      <w:rPr>
+        <w:rFonts w:ascii="Wingdings" w:hAnsi="Wingdings" w:hint="default"/>
+        <w:sz w:val="20"/>
+      </w:rPr>
+    </w:lvl>
+    <w:lvl w:ilvl="3" w:tentative="1">
+      <w:start w:val="1"/>
+      <w:numFmt w:val="bullet"/>
+      <w:lvlText w:val=""/>
+      <w:lvlJc w:val="left"/>
+      <w:pPr>
+        <w:tabs>
+          <w:tab w:val="num" w:pos="2880"/>
+        </w:tabs>
+        <w:ind w:left="2880" w:hanging="360"/>
+      </w:pPr>
+      <w:rPr>
+        <w:rFonts w:ascii="Wingdings" w:hAnsi="Wingdings" w:hint="default"/>
+        <w:sz w:val="20"/>
+      </w:rPr>
+    </w:lvl>
+    <w:lvl w:ilvl="4" w:tentative="1">
+      <w:start w:val="1"/>
+      <w:numFmt w:val="bullet"/>
+      <w:lvlText w:val=""/>
+      <w:lvlJc w:val="left"/>
+      <w:pPr>
+        <w:tabs>
+          <w:tab w:val="num" w:pos="3600"/>
+        </w:tabs>
+        <w:ind w:left="3600" w:hanging="360"/>
+      </w:pPr>
+      <w:rPr>
+        <w:rFonts w:ascii="Wingdings" w:hAnsi="Wingdings" w:hint="default"/>
+        <w:sz w:val="20"/>
+      </w:rPr>
+    </w:lvl>
+    <w:lvl w:ilvl="5" w:tentative="1">
+      <w:start w:val="1"/>
+      <w:numFmt w:val="bullet"/>
+      <w:lvlText w:val=""/>
+      <w:lvlJc w:val="left"/>
+      <w:pPr>
+        <w:tabs>
+          <w:tab w:val="num" w:pos="4320"/>
+        </w:tabs>
+        <w:ind w:left="4320" w:hanging="360"/>
+      </w:pPr>
+      <w:rPr>
+        <w:rFonts w:ascii="Wingdings" w:hAnsi="Wingdings" w:hint="default"/>
+        <w:sz w:val="20"/>
+      </w:rPr>
+    </w:lvl>
+    <w:lvl w:ilvl="6" w:tentative="1">
+      <w:start w:val="1"/>
+      <w:numFmt w:val="bullet"/>
+      <w:lvlText w:val=""/>
+      <w:lvlJc w:val="left"/>
+      <w:pPr>
+        <w:tabs>
+          <w:tab w:val="num" w:pos="5040"/>
+        </w:tabs>
+        <w:ind w:left="5040" w:hanging="360"/>
+      </w:pPr>
+      <w:rPr>
+        <w:rFonts w:ascii="Wingdings" w:hAnsi="Wingdings" w:hint="default"/>
+        <w:sz w:val="20"/>
+      </w:rPr>
+    </w:lvl>
+    <w:lvl w:ilvl="7" w:tentative="1">
+      <w:start w:val="1"/>
+      <w:numFmt w:val="bullet"/>
+      <w:lvlText w:val=""/>
+      <w:lvlJc w:val="left"/>
+      <w:pPr>
+        <w:tabs>
+          <w:tab w:val="num" w:pos="5760"/>
+        </w:tabs>
+        <w:ind w:left="5760" w:hanging="360"/>
+      </w:pPr>
+      <w:rPr>
+        <w:rFonts w:ascii="Wingdings" w:hAnsi="Wingdings" w:hint="default"/>
+        <w:sz w:val="20"/>
+      </w:rPr>
+    </w:lvl>
+    <w:lvl w:ilvl="8" w:tentative="1">
+      <w:start w:val="1"/>
+      <w:numFmt w:val="bullet"/>
+      <w:lvlText w:val=""/>
+      <w:lvlJc w:val="left"/>
+      <w:pPr>
+        <w:tabs>
+          <w:tab w:val="num" w:pos="6480"/>
+        </w:tabs>
+        <w:ind w:left="6480" w:hanging="360"/>
+      </w:pPr>
+      <w:rPr>
+        <w:rFonts w:ascii="Wingdings" w:hAnsi="Wingdings" w:hint="default"/>
+        <w:sz w:val="20"/>
+      </w:rPr>
+    </w:lvl>
+  </w:abstractNum>
+  <w:abstractNum w:abstractNumId="5" w15:restartNumberingAfterBreak="0">
+    <w:nsid w:val="54B02C63"/>
+    <w:multiLevelType w:val="multilevel"/>
+    <w:tmpl w:val="3628F126"/>
+    <w:lvl w:ilvl="0">
+      <w:start w:val="1"/>
+      <w:numFmt w:val="bullet"/>
+      <w:lvlText w:val=""/>
+      <w:lvlJc w:val="left"/>
+      <w:pPr>
+        <w:tabs>
+          <w:tab w:val="num" w:pos="720"/>
+        </w:tabs>
+        <w:ind w:left="720" w:hanging="360"/>
+      </w:pPr>
+      <w:rPr>
+        <w:rFonts w:ascii="Symbol" w:hAnsi="Symbol" w:hint="default"/>
+        <w:sz w:val="20"/>
+      </w:rPr>
+    </w:lvl>
+    <w:lvl w:ilvl="1" w:tentative="1">
+      <w:start w:val="1"/>
+      <w:numFmt w:val="bullet"/>
+      <w:lvlText w:val="o"/>
+      <w:lvlJc w:val="left"/>
+      <w:pPr>
+        <w:tabs>
+          <w:tab w:val="num" w:pos="1440"/>
+        </w:tabs>
+        <w:ind w:left="1440" w:hanging="360"/>
+      </w:pPr>
+      <w:rPr>
+        <w:rFonts w:ascii="Courier New" w:hAnsi="Courier New" w:hint="default"/>
+        <w:sz w:val="20"/>
+      </w:rPr>
+    </w:lvl>
+    <w:lvl w:ilvl="2" w:tentative="1">
+      <w:start w:val="1"/>
+      <w:numFmt w:val="bullet"/>
+      <w:lvlText w:val=""/>
+      <w:lvlJc w:val="left"/>
+      <w:pPr>
+        <w:tabs>
+          <w:tab w:val="num" w:pos="2160"/>
+        </w:tabs>
+        <w:ind w:left="2160" w:hanging="360"/>
+      </w:pPr>
+      <w:rPr>
+        <w:rFonts w:ascii="Wingdings" w:hAnsi="Wingdings" w:hint="default"/>
+        <w:sz w:val="20"/>
+      </w:rPr>
+    </w:lvl>
+    <w:lvl w:ilvl="3" w:tentative="1">
+      <w:start w:val="1"/>
+      <w:numFmt w:val="bullet"/>
+      <w:lvlText w:val=""/>
+      <w:lvlJc w:val="left"/>
+      <w:pPr>
+        <w:tabs>
+          <w:tab w:val="num" w:pos="2880"/>
+        </w:tabs>
+        <w:ind w:left="2880" w:hanging="360"/>
+      </w:pPr>
+      <w:rPr>
+        <w:rFonts w:ascii="Wingdings" w:hAnsi="Wingdings" w:hint="default"/>
+        <w:sz w:val="20"/>
+      </w:rPr>
+    </w:lvl>
+    <w:lvl w:ilvl="4" w:tentative="1">
+      <w:start w:val="1"/>
+      <w:numFmt w:val="bullet"/>
+      <w:lvlText w:val=""/>
+      <w:lvlJc w:val="left"/>
+      <w:pPr>
+        <w:tabs>
+          <w:tab w:val="num" w:pos="3600"/>
+        </w:tabs>
+        <w:ind w:left="3600" w:hanging="360"/>
+      </w:pPr>
+      <w:rPr>
+        <w:rFonts w:ascii="Wingdings" w:hAnsi="Wingdings" w:hint="default"/>
+        <w:sz w:val="20"/>
+      </w:rPr>
+    </w:lvl>
+    <w:lvl w:ilvl="5" w:tentative="1">
+      <w:start w:val="1"/>
+      <w:numFmt w:val="bullet"/>
+      <w:lvlText w:val=""/>
+      <w:lvlJc w:val="left"/>
+      <w:pPr>
+        <w:tabs>
+          <w:tab w:val="num" w:pos="4320"/>
+        </w:tabs>
+        <w:ind w:left="4320" w:hanging="360"/>
+      </w:pPr>
+      <w:rPr>
+        <w:rFonts w:ascii="Wingdings" w:hAnsi="Wingdings" w:hint="default"/>
+        <w:sz w:val="20"/>
+      </w:rPr>
+    </w:lvl>
+    <w:lvl w:ilvl="6" w:tentative="1">
+      <w:start w:val="1"/>
+      <w:numFmt w:val="bullet"/>
+      <w:lvlText w:val=""/>
+      <w:lvlJc w:val="left"/>
+      <w:pPr>
+        <w:tabs>
+          <w:tab w:val="num" w:pos="5040"/>
+        </w:tabs>
+        <w:ind w:left="5040" w:hanging="360"/>
+      </w:pPr>
+      <w:rPr>
+        <w:rFonts w:ascii="Wingdings" w:hAnsi="Wingdings" w:hint="default"/>
+        <w:sz w:val="20"/>
+      </w:rPr>
+    </w:lvl>
+    <w:lvl w:ilvl="7" w:tentative="1">
+      <w:start w:val="1"/>
+      <w:numFmt w:val="bullet"/>
+      <w:lvlText w:val=""/>
+      <w:lvlJc w:val="left"/>
+      <w:pPr>
+        <w:tabs>
+          <w:tab w:val="num" w:pos="5760"/>
+        </w:tabs>
+        <w:ind w:left="5760" w:hanging="360"/>
+      </w:pPr>
+      <w:rPr>
+        <w:rFonts w:ascii="Wingdings" w:hAnsi="Wingdings" w:hint="default"/>
+        <w:sz w:val="20"/>
+      </w:rPr>
+    </w:lvl>
+    <w:lvl w:ilvl="8" w:tentative="1">
+      <w:start w:val="1"/>
+      <w:numFmt w:val="bullet"/>
+      <w:lvlText w:val=""/>
+      <w:lvlJc w:val="left"/>
+      <w:pPr>
+        <w:tabs>
+          <w:tab w:val="num" w:pos="6480"/>
+        </w:tabs>
+        <w:ind w:left="6480" w:hanging="360"/>
+      </w:pPr>
+      <w:rPr>
+        <w:rFonts w:ascii="Wingdings" w:hAnsi="Wingdings" w:hint="default"/>
+        <w:sz w:val="20"/>
+      </w:rPr>
+    </w:lvl>
+  </w:abstractNum>
+  <w:abstractNum w:abstractNumId="6" w15:restartNumberingAfterBreak="0">
     <w:nsid w:val="60061403"/>
     <w:multiLevelType w:val="hybridMultilevel"/>
     <w:tmpl w:val="DFA0B6B0"/>
@@ -338,11 +1737,142 @@
       </w:rPr>
     </w:lvl>
   </w:abstractNum>
+  <w:abstractNum w:abstractNumId="7" w15:restartNumberingAfterBreak="0">
+    <w:nsid w:val="6F1A77FE"/>
+    <w:multiLevelType w:val="multilevel"/>
+    <w:tmpl w:val="37C2552C"/>
+    <w:lvl w:ilvl="0">
+      <w:start w:val="1"/>
+      <w:numFmt w:val="decimal"/>
+      <w:lvlText w:val="%1."/>
+      <w:lvlJc w:val="left"/>
+      <w:pPr>
+        <w:tabs>
+          <w:tab w:val="num" w:pos="720"/>
+        </w:tabs>
+        <w:ind w:left="720" w:hanging="360"/>
+      </w:pPr>
+    </w:lvl>
+    <w:lvl w:ilvl="1" w:tentative="1">
+      <w:start w:val="1"/>
+      <w:numFmt w:val="decimal"/>
+      <w:lvlText w:val="%2."/>
+      <w:lvlJc w:val="left"/>
+      <w:pPr>
+        <w:tabs>
+          <w:tab w:val="num" w:pos="1440"/>
+        </w:tabs>
+        <w:ind w:left="1440" w:hanging="360"/>
+      </w:pPr>
+    </w:lvl>
+    <w:lvl w:ilvl="2" w:tentative="1">
+      <w:start w:val="1"/>
+      <w:numFmt w:val="decimal"/>
+      <w:lvlText w:val="%3."/>
+      <w:lvlJc w:val="left"/>
+      <w:pPr>
+        <w:tabs>
+          <w:tab w:val="num" w:pos="2160"/>
+        </w:tabs>
+        <w:ind w:left="2160" w:hanging="360"/>
+      </w:pPr>
+    </w:lvl>
+    <w:lvl w:ilvl="3" w:tentative="1">
+      <w:start w:val="1"/>
+      <w:numFmt w:val="decimal"/>
+      <w:lvlText w:val="%4."/>
+      <w:lvlJc w:val="left"/>
+      <w:pPr>
+        <w:tabs>
+          <w:tab w:val="num" w:pos="2880"/>
+        </w:tabs>
+        <w:ind w:left="2880" w:hanging="360"/>
+      </w:pPr>
+    </w:lvl>
+    <w:lvl w:ilvl="4" w:tentative="1">
+      <w:start w:val="1"/>
+      <w:numFmt w:val="decimal"/>
+      <w:lvlText w:val="%5."/>
+      <w:lvlJc w:val="left"/>
+      <w:pPr>
+        <w:tabs>
+          <w:tab w:val="num" w:pos="3600"/>
+        </w:tabs>
+        <w:ind w:left="3600" w:hanging="360"/>
+      </w:pPr>
+    </w:lvl>
+    <w:lvl w:ilvl="5" w:tentative="1">
+      <w:start w:val="1"/>
+      <w:numFmt w:val="decimal"/>
+      <w:lvlText w:val="%6."/>
+      <w:lvlJc w:val="left"/>
+      <w:pPr>
+        <w:tabs>
+          <w:tab w:val="num" w:pos="4320"/>
+        </w:tabs>
+        <w:ind w:left="4320" w:hanging="360"/>
+      </w:pPr>
+    </w:lvl>
+    <w:lvl w:ilvl="6" w:tentative="1">
+      <w:start w:val="1"/>
+      <w:numFmt w:val="decimal"/>
+      <w:lvlText w:val="%7."/>
+      <w:lvlJc w:val="left"/>
+      <w:pPr>
+        <w:tabs>
+          <w:tab w:val="num" w:pos="5040"/>
+        </w:tabs>
+        <w:ind w:left="5040" w:hanging="360"/>
+      </w:pPr>
+    </w:lvl>
+    <w:lvl w:ilvl="7" w:tentative="1">
+      <w:start w:val="1"/>
+      <w:numFmt w:val="decimal"/>
+      <w:lvlText w:val="%8."/>
+      <w:lvlJc w:val="left"/>
+      <w:pPr>
+        <w:tabs>
+          <w:tab w:val="num" w:pos="5760"/>
+        </w:tabs>
+        <w:ind w:left="5760" w:hanging="360"/>
+      </w:pPr>
+    </w:lvl>
+    <w:lvl w:ilvl="8" w:tentative="1">
+      <w:start w:val="1"/>
+      <w:numFmt w:val="decimal"/>
+      <w:lvlText w:val="%9."/>
+      <w:lvlJc w:val="left"/>
+      <w:pPr>
+        <w:tabs>
+          <w:tab w:val="num" w:pos="6480"/>
+        </w:tabs>
+        <w:ind w:left="6480" w:hanging="360"/>
+      </w:pPr>
+    </w:lvl>
+  </w:abstractNum>
   <w:num w:numId="1" w16cid:durableId="555626156">
-    <w:abstractNumId w:val="0"/>
+    <w:abstractNumId w:val="2"/>
   </w:num>
   <w:num w:numId="2" w16cid:durableId="679544487">
+    <w:abstractNumId w:val="6"/>
+  </w:num>
+  <w:num w:numId="3" w16cid:durableId="978220531">
     <w:abstractNumId w:val="1"/>
+  </w:num>
+  <w:num w:numId="4" w16cid:durableId="1022588968">
+    <w:abstractNumId w:val="3"/>
+  </w:num>
+  <w:num w:numId="5" w16cid:durableId="171723221">
+    <w:abstractNumId w:val="7"/>
+  </w:num>
+  <w:num w:numId="6" w16cid:durableId="751513137">
+    <w:abstractNumId w:val="4"/>
+  </w:num>
+  <w:num w:numId="7" w16cid:durableId="1939215201">
+    <w:abstractNumId w:val="5"/>
+  </w:num>
+  <w:num w:numId="8" w16cid:durableId="1256741677">
+    <w:abstractNumId w:val="0"/>
   </w:num>
 </w:numbering>
 </file>
@@ -950,7 +2480,6 @@
   <w:style w:type="character" w:default="1" w:styleId="DefaultParagraphFont">
     <w:name w:val="Default Paragraph Font"/>
     <w:uiPriority w:val="1"/>
-    <w:semiHidden/>
     <w:unhideWhenUsed/>
   </w:style>
   <w:style w:type="table" w:default="1" w:styleId="TableNormal">
